--- a/tasks/docx/officebench-2-39-earliest-email/solution/Golden/earliest.docx
+++ b/tasks/docx/officebench-2-39-earliest-email/solution/Golden/earliest.docx
@@ -4,17 +4,17 @@
   <w:body>
     <w:p>
       <w:r>
-        <w:t xml:space="preserve">Date: </w:t>
+        <w:t>Date: 2022-09-23 03:00:00</w:t>
         <w:br/>
-        <w:t>Subject: Gradescope</w:t>
+        <w:t>Subject: Reminder Rent due</w:t>
         <w:br/>
-        <w:t>From: gradescope@gmail.com</w:t>
+        <w:t>From: Glendon@gmail.com</w:t>
         <w:br/>
         <w:br/>
-        <w:t>Your Project 2 has been graded.</w:t>
+        <w:t>Just a friendly reminder that rent is due October 1, 2022. Please remember to make your payment for rent and utilities on time to avoid a rent delinquency.</w:t>
         <w:br/>
         <w:br/>
-        <w:t>Sent at: 2024-01-02 03:00:00</w:t>
+        <w:t>Sent at: 2022-09-23 03:00:00</w:t>
       </w:r>
     </w:p>
     <w:p>
